--- a/nep/docx/006.content.docx
+++ b/nep/docx/006.content.docx
@@ -266,18 +266,12 @@
         </w:rPr>
         <w:t xml:space="preserve"> मानिसहरूले </w:t>
       </w:r>
-      <w:hyperlink r:id="rId13">
-        <w:r>
-          <w:rPr>
-            <w:lang w:val="ne_NP" w:bidi="ne_NP"/>
-          </w:rPr>
-          <w:rPr>
-            <w:color w:val="0000EE"/>
-            <w:u w:val="single"/>
-          </w:rPr>
-          <w:t>परमेश्वरको</w:t>
-        </w:r>
-      </w:hyperlink>
+      <w:r>
+        <w:rPr>
+          <w:lang w:val="ne_NP" w:bidi="ne_NP"/>
+        </w:rPr>
+        <w:t>परमेश्वरको</w:t>
+      </w:r>
       <w:r>
         <w:rPr>
           <w:lang w:val="ne_NP" w:bidi="ne_NP"/>
@@ -297,18 +291,12 @@
         </w:rPr>
         <w:t xml:space="preserve"> हो। सर्वोच्च परमेश्वरको अर्थ "सबैभन्दा उच्च परमेश्वर" हो। जब मानिसहरूले परमेश्वरको लागि यो नाम प्रयोग गर्छन्, तिनीहरूलाई परमेश्वर सबै प्राणी भन्दा शक्तिशाली हुनुहुन्छ भनेर सम्झना हुन्छ। यस नामको अर्थ यो हो कि त्यहाँ परमेश्वर भन्दा बढी महत्त्वपूर्ण वा बढि </w:t>
       </w:r>
-      <w:hyperlink r:id="rId14">
-        <w:r>
-          <w:rPr>
-            <w:lang w:val="ne_NP" w:bidi="ne_NP"/>
-          </w:rPr>
-          <w:rPr>
-            <w:color w:val="0000EE"/>
-            <w:u w:val="single"/>
-          </w:rPr>
-          <w:t>अधिकार</w:t>
-        </w:r>
-      </w:hyperlink>
+      <w:r>
+        <w:rPr>
+          <w:lang w:val="ne_NP" w:bidi="ne_NP"/>
+        </w:rPr>
+        <w:t>अधिकार</w:t>
+      </w:r>
       <w:r>
         <w:rPr>
           <w:lang w:val="ne_NP" w:bidi="ne_NP"/>
@@ -384,18 +372,12 @@
         </w:rPr>
         <w:t xml:space="preserve"> उत्पत्तिको पुस्तकमा हागारले परमेश्वरलाई दिएको नाम हो। यस नामको अर्थ "परमेश्वरले मलाई देख्नुहुन्छ" हो। हागारले परमेश्वरलाई यो नाम दिएकि थिईन किनभने उहाँ र उनको छोरा इश्माएल </w:t>
       </w:r>
-      <w:hyperlink r:id="rId15">
-        <w:r>
-          <w:rPr>
-            <w:lang w:val="ne_NP" w:bidi="ne_NP"/>
-          </w:rPr>
-          <w:rPr>
-            <w:color w:val="0000EE"/>
-            <w:u w:val="single"/>
-          </w:rPr>
-          <w:t>मरुभूमिमा</w:t>
-        </w:r>
-      </w:hyperlink>
+      <w:r>
+        <w:rPr>
+          <w:lang w:val="ne_NP" w:bidi="ne_NP"/>
+        </w:rPr>
+        <w:t>मरुभूमिमा</w:t>
+      </w:r>
       <w:r>
         <w:rPr>
           <w:lang w:val="ne_NP" w:bidi="ne_NP"/>
@@ -471,18 +453,12 @@
         </w:rPr>
         <w:t xml:space="preserve"> नामको अर्थ ठ्याक्कै के हो भनेर विद्वानहरू निश्चित छैनन्। एल-शद्दाई </w:t>
       </w:r>
-      <w:hyperlink r:id="rId13">
-        <w:r>
-          <w:rPr>
-            <w:lang w:val="ne_NP" w:bidi="ne_NP"/>
-          </w:rPr>
-          <w:rPr>
-            <w:color w:val="0000EE"/>
-            <w:u w:val="single"/>
-          </w:rPr>
-          <w:t>परमेश्वरको</w:t>
-        </w:r>
-      </w:hyperlink>
+      <w:r>
+        <w:rPr>
+          <w:lang w:val="ne_NP" w:bidi="ne_NP"/>
+        </w:rPr>
+        <w:t>परमेश्वरको</w:t>
+      </w:r>
       <w:r>
         <w:rPr>
           <w:lang w:val="ne_NP" w:bidi="ne_NP"/>
@@ -558,18 +534,12 @@
         </w:rPr>
         <w:t xml:space="preserve"> एक महत्त्वपूर्ण </w:t>
       </w:r>
-      <w:hyperlink r:id="rId16">
-        <w:r>
-          <w:rPr>
-            <w:lang w:val="ne_NP" w:bidi="ne_NP"/>
-          </w:rPr>
-          <w:rPr>
-            <w:color w:val="0000EE"/>
-            <w:u w:val="single"/>
-          </w:rPr>
-          <w:t>अगमवक्ता</w:t>
-        </w:r>
-      </w:hyperlink>
+      <w:r>
+        <w:rPr>
+          <w:lang w:val="ne_NP" w:bidi="ne_NP"/>
+        </w:rPr>
+        <w:t>अगमवक्ता</w:t>
+      </w:r>
       <w:r>
         <w:rPr>
           <w:lang w:val="ne_NP" w:bidi="ne_NP"/>
@@ -592,83 +562,59 @@
       </w:r>
       <w:r>
         <w:rPr>
+          <w:lang w:val="ne_NP" w:bidi="ne_NP"/>
+        </w:rPr>
+        <w:t>राजाहरूले</w:t>
+      </w:r>
+      <w:r>
+        <w:rPr>
+          <w:lang w:val="ne_NP" w:bidi="ne_NP"/>
+        </w:rPr>
+        <w:t xml:space="preserve"> </w:t>
+      </w:r>
+      <w:r>
+        <w:rPr>
+          <w:lang w:val="ne_NP" w:bidi="ne_NP"/>
+        </w:rPr>
+        <w:t>इस्राएलमा</w:t>
+      </w:r>
+      <w:r>
+        <w:rPr>
+          <w:lang w:val="ne_NP" w:bidi="ne_NP"/>
+        </w:rPr>
+        <w:t xml:space="preserve"> शासन गरेका समयका थिए र यी राजाहरूले इस्राएलका मानिसहरूलाई परमेश्वरबाट टाढा लगेका थिए। मानिसहरूले झूटा </w:t>
+      </w:r>
+      <w:r>
+        <w:rPr>
+          <w:lang w:val="ne_NP" w:bidi="ne_NP"/>
+        </w:rPr>
+        <w:t>देवताहरू</w:t>
+      </w:r>
+      <w:r>
+        <w:rPr>
+          <w:lang w:val="ne_NP" w:bidi="ne_NP"/>
+        </w:rPr>
+        <w:t xml:space="preserve"> विशेष गरी बाल नाम गरेको देवताको </w:t>
+      </w:r>
+      <w:r>
+        <w:rPr>
+          <w:lang w:val="ne_NP" w:bidi="ne_NP"/>
+        </w:rPr>
+        <w:t>आराधना</w:t>
+      </w:r>
+      <w:r>
+        <w:rPr>
+          <w:lang w:val="ne_NP" w:bidi="ne_NP"/>
+        </w:rPr>
+        <w:t xml:space="preserve"> गर्न थालेका थिए। मानिसहरूलाई वर्षा दिनेे काम बालको हो भनेर मानिसहरूले सोचे । त्यसैले, एलियाले इस्राएलको राजालाई भने, उनले भने जति लामो समयसम्म इस्राएलमा वर्षा हुने छैन! र साँच्चै तीन वर्षसम्म वर्षा भएन यस कारणले गर्दा सम्पूर्ण देशमा अनिकाल आयो। त्यो पछि, एलियाले प्रार्थना गरे र परमेश्वरले फेरि वर्षा पठाउनुभयो। यसले मानिसहरूलाई सिकायो कि बर्षा दिेने </w:t>
+      </w:r>
+      <w:r>
+        <w:rPr>
           <w:b/>
           <w:lang w:val="ne_NP" w:bidi="ne_NP"/>
         </w:rPr>
-        <w:t>राजाहरूले</w:t>
-      </w:r>
-      <w:r>
-        <w:rPr>
-          <w:lang w:val="ne_NP" w:bidi="ne_NP"/>
-        </w:rPr>
-        <w:t xml:space="preserve"> </w:t>
-      </w:r>
-      <w:hyperlink r:id="rId17">
-        <w:r>
-          <w:rPr>
-            <w:lang w:val="ne_NP" w:bidi="ne_NP"/>
-          </w:rPr>
-          <w:rPr>
-            <w:color w:val="0000EE"/>
-            <w:u w:val="single"/>
-          </w:rPr>
-          <w:t>इस्राएलमा</w:t>
-        </w:r>
-      </w:hyperlink>
-      <w:r>
-        <w:rPr>
-          <w:lang w:val="ne_NP" w:bidi="ne_NP"/>
-        </w:rPr>
-        <w:t xml:space="preserve"> शासन गरेका समयका थिए र यी राजाहरूले इस्राएलका मानिसहरूलाई परमेश्वरबाट टाढा लगेका थिए। मानिसहरूले झूटा </w:t>
-      </w:r>
-      <w:hyperlink r:id="rId18">
-        <w:r>
-          <w:rPr>
-            <w:lang w:val="ne_NP" w:bidi="ne_NP"/>
-          </w:rPr>
-          <w:rPr>
-            <w:color w:val="0000EE"/>
-            <w:u w:val="single"/>
-          </w:rPr>
-          <w:t>देवताहरू</w:t>
-        </w:r>
-      </w:hyperlink>
-      <w:r>
-        <w:rPr>
-          <w:lang w:val="ne_NP" w:bidi="ne_NP"/>
-        </w:rPr>
-        <w:t xml:space="preserve"> विशेष गरी बाल नाम गरेको देवताको </w:t>
-      </w:r>
-      <w:hyperlink r:id="rId19">
-        <w:r>
-          <w:rPr>
-            <w:lang w:val="ne_NP" w:bidi="ne_NP"/>
-          </w:rPr>
-          <w:rPr>
-            <w:color w:val="0000EE"/>
-            <w:u w:val="single"/>
-          </w:rPr>
-          <w:t>आराधना</w:t>
-        </w:r>
-      </w:hyperlink>
-      <w:r>
-        <w:rPr>
-          <w:lang w:val="ne_NP" w:bidi="ne_NP"/>
-        </w:rPr>
-        <w:t xml:space="preserve"> गर्न थालेका थिए। मानिसहरूलाई वर्षा दिनेे काम बालको हो भनेर मानिसहरूले सोचे । त्यसैले, एलियाले इस्राएलको राजालाई भने, उनले भने जति लामो समयसम्म इस्राएलमा वर्षा हुने छैन! र साँच्चै तीन वर्षसम्म वर्षा भएन यस कारणले गर्दा सम्पूर्ण देशमा अनिकाल आयो। त्यो पछि, एलियाले प्रार्थना गरे र परमेश्वरले फेरि वर्षा पठाउनुभयो। यसले मानिसहरूलाई सिकायो कि बर्षा दिेने </w:t>
-      </w:r>
-      <w:hyperlink r:id="rId13">
-        <w:r>
-          <w:rPr>
-            <w:lang w:val="ne_NP" w:bidi="ne_NP"/>
-          </w:rPr>
-          <w:rPr>
-            <w:color w:val="0000EE"/>
-            <w:u w:val="single"/>
-          </w:rPr>
-          <w:t>परमेस्वर</w:t>
-        </w:r>
-      </w:hyperlink>
+        <w:t>परमेस्वर</w:t>
+      </w:r>
       <w:r>
         <w:rPr>
           <w:lang w:val="ne_NP" w:bidi="ne_NP"/>
@@ -703,36 +649,24 @@
         </w:rPr>
         <w:t xml:space="preserve">आफ्नो जीवनको अन्तमा, एलियाले आफ्नो </w:t>
       </w:r>
-      <w:hyperlink r:id="rId20">
-        <w:r>
-          <w:rPr>
-            <w:lang w:val="ne_NP" w:bidi="ne_NP"/>
-          </w:rPr>
-          <w:rPr>
-            <w:color w:val="0000EE"/>
-            <w:u w:val="single"/>
-          </w:rPr>
-          <w:t>खास्टोले</w:t>
-        </w:r>
-      </w:hyperlink>
+      <w:r>
+        <w:rPr>
+          <w:lang w:val="ne_NP" w:bidi="ne_NP"/>
+        </w:rPr>
+        <w:t>खास्टोले</w:t>
+      </w:r>
       <w:r>
         <w:rPr>
           <w:lang w:val="ne_NP" w:bidi="ne_NP"/>
         </w:rPr>
         <w:t xml:space="preserve"> </w:t>
       </w:r>
-      <w:hyperlink r:id="rId21">
-        <w:r>
-          <w:rPr>
-            <w:lang w:val="ne_NP" w:bidi="ne_NP"/>
-          </w:rPr>
-          <w:rPr>
-            <w:color w:val="0000EE"/>
-            <w:u w:val="single"/>
-          </w:rPr>
-          <w:t>यर्दन नदी</w:t>
-        </w:r>
-      </w:hyperlink>
+      <w:r>
+        <w:rPr>
+          <w:lang w:val="ne_NP" w:bidi="ne_NP"/>
+        </w:rPr>
+        <w:t>यर्दन नदी</w:t>
+      </w:r>
       <w:r>
         <w:rPr>
           <w:lang w:val="ne_NP" w:bidi="ne_NP"/>
@@ -741,7 +675,6 @@
       </w:r>
       <w:r>
         <w:rPr>
-          <w:b/>
           <w:lang w:val="ne_NP" w:bidi="ne_NP"/>
         </w:rPr>
         <w:t>चमत्कार</w:t>
@@ -766,18 +699,12 @@
         </w:rPr>
         <w:t xml:space="preserve">एलिया अरू मानिसहरू मरे जस्तै मरेनन्। परमेश्वरले एलियालाई रथमा </w:t>
       </w:r>
-      <w:hyperlink r:id="rId22">
-        <w:r>
-          <w:rPr>
-            <w:lang w:val="ne_NP" w:bidi="ne_NP"/>
-          </w:rPr>
-          <w:rPr>
-            <w:color w:val="0000EE"/>
-            <w:u w:val="single"/>
-          </w:rPr>
-          <w:t>स्वर्गमा</w:t>
-        </w:r>
-      </w:hyperlink>
+      <w:r>
+        <w:rPr>
+          <w:lang w:val="ne_NP" w:bidi="ne_NP"/>
+        </w:rPr>
+        <w:t>स्वर्गमा</w:t>
+      </w:r>
       <w:r>
         <w:rPr>
           <w:lang w:val="ne_NP" w:bidi="ne_NP"/>
@@ -800,7 +727,6 @@
       </w:r>
       <w:r>
         <w:rPr>
-          <w:b/>
           <w:lang w:val="ne_NP" w:bidi="ne_NP"/>
         </w:rPr>
         <w:t>पश्चात्ताप</w:t>
@@ -813,7 +739,6 @@
       </w:r>
       <w:r>
         <w:rPr>
-          <w:b/>
           <w:lang w:val="ne_NP" w:bidi="ne_NP"/>
         </w:rPr>
         <w:t>बप्तिष्मा दिने यूहन्ना</w:t>
@@ -826,7 +751,6 @@
       </w:r>
       <w:r>
         <w:rPr>
-          <w:b/>
           <w:lang w:val="ne_NP" w:bidi="ne_NP"/>
         </w:rPr>
         <w:t>चेलाहरूलाई</w:t>
@@ -887,7 +811,6 @@
       </w:r>
       <w:r>
         <w:rPr>
-          <w:b/>
           <w:lang w:val="ne_NP" w:bidi="ne_NP"/>
         </w:rPr>
         <w:t>बप्तिस्मा दिने यूहन्नाको</w:t>
@@ -898,54 +821,36 @@
         </w:rPr>
         <w:t xml:space="preserve"> आमा थिइन्। एलीशिबाको पति जकरिया थिए। जकरिया एक </w:t>
       </w:r>
-      <w:hyperlink r:id="rId23">
-        <w:r>
-          <w:rPr>
-            <w:lang w:val="ne_NP" w:bidi="ne_NP"/>
-          </w:rPr>
-          <w:rPr>
-            <w:color w:val="0000EE"/>
-            <w:u w:val="single"/>
-          </w:rPr>
-          <w:t>पूजाहारी</w:t>
-        </w:r>
-      </w:hyperlink>
+      <w:r>
+        <w:rPr>
+          <w:lang w:val="ne_NP" w:bidi="ne_NP"/>
+        </w:rPr>
+        <w:t>पूजाहारी</w:t>
+      </w:r>
       <w:r>
         <w:rPr>
           <w:lang w:val="ne_NP" w:bidi="ne_NP"/>
         </w:rPr>
         <w:t xml:space="preserve"> थिए र </w:t>
       </w:r>
-      <w:hyperlink r:id="rId24">
-        <w:r>
-          <w:rPr>
-            <w:lang w:val="ne_NP" w:bidi="ne_NP"/>
-          </w:rPr>
-          <w:rPr>
-            <w:color w:val="0000EE"/>
-            <w:u w:val="single"/>
-          </w:rPr>
-          <w:t>यरूशलेमको</w:t>
-        </w:r>
-      </w:hyperlink>
+      <w:r>
+        <w:rPr>
+          <w:lang w:val="ne_NP" w:bidi="ne_NP"/>
+        </w:rPr>
+        <w:t>यरूशलेमको</w:t>
+      </w:r>
       <w:r>
         <w:rPr>
           <w:lang w:val="ne_NP" w:bidi="ne_NP"/>
         </w:rPr>
         <w:t xml:space="preserve"> </w:t>
       </w:r>
-      <w:hyperlink r:id="rId25">
-        <w:r>
-          <w:rPr>
-            <w:lang w:val="ne_NP" w:bidi="ne_NP"/>
-          </w:rPr>
-          <w:rPr>
-            <w:color w:val="0000EE"/>
-            <w:u w:val="single"/>
-          </w:rPr>
-          <w:t>मन्दिरमा</w:t>
-        </w:r>
-      </w:hyperlink>
+      <w:r>
+        <w:rPr>
+          <w:lang w:val="ne_NP" w:bidi="ne_NP"/>
+        </w:rPr>
+        <w:t>मन्दिरमा</w:t>
+      </w:r>
       <w:r>
         <w:rPr>
           <w:lang w:val="ne_NP" w:bidi="ne_NP"/>
@@ -966,72 +871,48 @@
         </w:rPr>
         <w:t xml:space="preserve">एक पटक, उनका पति जकरिया मन्दिरमा थिए, </w:t>
       </w:r>
-      <w:hyperlink r:id="rId26">
-        <w:r>
-          <w:rPr>
-            <w:lang w:val="ne_NP" w:bidi="ne_NP"/>
-          </w:rPr>
-          <w:rPr>
-            <w:color w:val="0000EE"/>
-            <w:u w:val="single"/>
-          </w:rPr>
-          <w:t>स्वर्गदूत</w:t>
-        </w:r>
-      </w:hyperlink>
+      <w:r>
+        <w:rPr>
+          <w:lang w:val="ne_NP" w:bidi="ne_NP"/>
+        </w:rPr>
+        <w:t>स्वर्गदूत</w:t>
+      </w:r>
       <w:r>
         <w:rPr>
           <w:lang w:val="ne_NP" w:bidi="ne_NP"/>
         </w:rPr>
         <w:t xml:space="preserve"> जकरियाकहाँ देखा परे, उनकी पत्नी एलीशिबाको छोरा हुनेछ भनेर उनलाई भने। यो छोरा </w:t>
       </w:r>
-      <w:hyperlink r:id="rId27">
-        <w:r>
-          <w:rPr>
-            <w:lang w:val="ne_NP" w:bidi="ne_NP"/>
-          </w:rPr>
-          <w:rPr>
-            <w:color w:val="0000EE"/>
-            <w:u w:val="single"/>
-          </w:rPr>
-          <w:t>एलिया</w:t>
-        </w:r>
-      </w:hyperlink>
+      <w:r>
+        <w:rPr>
+          <w:lang w:val="ne_NP" w:bidi="ne_NP"/>
+        </w:rPr>
+        <w:t>एलिया</w:t>
+      </w:r>
       <w:r>
         <w:rPr>
           <w:lang w:val="ne_NP" w:bidi="ne_NP"/>
         </w:rPr>
         <w:t xml:space="preserve"> </w:t>
       </w:r>
-      <w:hyperlink r:id="rId16">
-        <w:r>
-          <w:rPr>
-            <w:lang w:val="ne_NP" w:bidi="ne_NP"/>
-          </w:rPr>
-          <w:rPr>
-            <w:color w:val="0000EE"/>
-            <w:u w:val="single"/>
-          </w:rPr>
-          <w:t>अगमवक्ता</w:t>
-        </w:r>
-      </w:hyperlink>
+      <w:r>
+        <w:rPr>
+          <w:lang w:val="ne_NP" w:bidi="ne_NP"/>
+        </w:rPr>
+        <w:t>अगमवक्ता</w:t>
+      </w:r>
       <w:r>
         <w:rPr>
           <w:lang w:val="ne_NP" w:bidi="ne_NP"/>
         </w:rPr>
         <w:t xml:space="preserve"> जस्तै परमेश्वरको सेवक हुनेछ र परमेश्वरलाई ग्रहण गर्न मानिसहरूलाई तयार पार्न </w:t>
       </w:r>
-      <w:hyperlink r:id="rId17">
-        <w:r>
-          <w:rPr>
-            <w:lang w:val="ne_NP" w:bidi="ne_NP"/>
-          </w:rPr>
-          <w:rPr>
-            <w:color w:val="0000EE"/>
-            <w:u w:val="single"/>
-          </w:rPr>
-          <w:t>इस्राएलका</w:t>
-        </w:r>
-      </w:hyperlink>
+      <w:r>
+        <w:rPr>
+          <w:lang w:val="ne_NP" w:bidi="ne_NP"/>
+        </w:rPr>
+        <w:t>इस्राएलका</w:t>
+      </w:r>
       <w:r>
         <w:rPr>
           <w:lang w:val="ne_NP" w:bidi="ne_NP"/>
@@ -1040,7 +921,6 @@
       </w:r>
       <w:r>
         <w:rPr>
-          <w:b/>
           <w:lang w:val="ne_NP" w:bidi="ne_NP"/>
         </w:rPr>
         <w:t>पश्चात्ताप</w:t>
@@ -1053,7 +933,6 @@
       </w:r>
       <w:r>
         <w:rPr>
-          <w:b/>
           <w:lang w:val="ne_NP" w:bidi="ne_NP"/>
         </w:rPr>
         <w:t>विश्वास</w:t>
@@ -1078,72 +957,48 @@
         </w:rPr>
         <w:t xml:space="preserve">एलीशिबा साँच्चै गर्भवती भइन। एलीशिबा </w:t>
       </w:r>
-      <w:hyperlink r:id="rId28">
-        <w:r>
-          <w:rPr>
-            <w:lang w:val="ne_NP" w:bidi="ne_NP"/>
-          </w:rPr>
-          <w:rPr>
-            <w:color w:val="0000EE"/>
-            <w:u w:val="single"/>
-          </w:rPr>
-          <w:t>मरियमको</w:t>
-        </w:r>
-      </w:hyperlink>
+      <w:r>
+        <w:rPr>
+          <w:lang w:val="ne_NP" w:bidi="ne_NP"/>
+        </w:rPr>
+        <w:t>मरियमको</w:t>
+      </w:r>
       <w:r>
         <w:rPr>
           <w:lang w:val="ne_NP" w:bidi="ne_NP"/>
         </w:rPr>
         <w:t xml:space="preserve"> आफन्त थिइन्, मरियम येशूको आमा बन्नेवाला थिइन। यसको केही समयपछि, एउटा स्वर्गदूत मरियमकहाँ देखा परे, उहाँ कन्या भएतापनि गर्भवती हुनेछौ भनेर उनलाई भने। उनको छोरा धेरै महत्त्वपूर्ण व्यक्ति, </w:t>
       </w:r>
-      <w:hyperlink r:id="rId29">
-        <w:r>
-          <w:rPr>
-            <w:lang w:val="ne_NP" w:bidi="ne_NP"/>
-          </w:rPr>
-          <w:rPr>
-            <w:color w:val="0000EE"/>
-            <w:u w:val="single"/>
-          </w:rPr>
-          <w:t>परमेश्वरको पुत्र</w:t>
-        </w:r>
-      </w:hyperlink>
+      <w:r>
+        <w:rPr>
+          <w:lang w:val="ne_NP" w:bidi="ne_NP"/>
+        </w:rPr>
+        <w:t>परमेश्वरको पुत्र</w:t>
+      </w:r>
       <w:r>
         <w:rPr>
           <w:lang w:val="ne_NP" w:bidi="ne_NP"/>
         </w:rPr>
         <w:t xml:space="preserve"> हुनेछ र सदाको लागि राजाको रूपमा शासन गर्नेछ भने। त्यसपछि मरियम एलीशिबालाई भेट्न गइन। मरियम एलीशिबाकहाँ आइन, एलीशिबाको गर्भमा भएको शिशु आनन्दले उफ्र्यो, किनभने मरियम प्रतिज्ञा गरिएको राजा र </w:t>
       </w:r>
-      <w:hyperlink r:id="rId30">
-        <w:r>
-          <w:rPr>
-            <w:lang w:val="ne_NP" w:bidi="ne_NP"/>
-          </w:rPr>
-          <w:rPr>
-            <w:color w:val="0000EE"/>
-            <w:u w:val="single"/>
-          </w:rPr>
-          <w:t>मुक्तिदाता</w:t>
-        </w:r>
-      </w:hyperlink>
+      <w:r>
+        <w:rPr>
+          <w:lang w:val="ne_NP" w:bidi="ne_NP"/>
+        </w:rPr>
+        <w:t>मुक्तिदाता</w:t>
+      </w:r>
       <w:r>
         <w:rPr>
           <w:lang w:val="ne_NP" w:bidi="ne_NP"/>
         </w:rPr>
         <w:t xml:space="preserve"> </w:t>
       </w:r>
-      <w:hyperlink r:id="rId31">
-        <w:r>
-          <w:rPr>
-            <w:lang w:val="ne_NP" w:bidi="ne_NP"/>
-          </w:rPr>
-          <w:rPr>
-            <w:color w:val="0000EE"/>
-            <w:u w:val="single"/>
-          </w:rPr>
-          <w:t>मसीहको</w:t>
-        </w:r>
-      </w:hyperlink>
+      <w:r>
+        <w:rPr>
+          <w:lang w:val="ne_NP" w:bidi="ne_NP"/>
+        </w:rPr>
+        <w:t>मसीहको</w:t>
+      </w:r>
       <w:r>
         <w:rPr>
           <w:lang w:val="ne_NP" w:bidi="ne_NP"/>
@@ -1205,18 +1060,12 @@
         </w:rPr>
         <w:t xml:space="preserve"> समुदायमा </w:t>
       </w:r>
-      <w:hyperlink r:id="rId14">
-        <w:r>
-          <w:rPr>
-            <w:lang w:val="ne_NP" w:bidi="ne_NP"/>
-          </w:rPr>
-          <w:rPr>
-            <w:color w:val="0000EE"/>
-            <w:u w:val="single"/>
-          </w:rPr>
-          <w:t>अधिकार</w:t>
-        </w:r>
-      </w:hyperlink>
+      <w:r>
+        <w:rPr>
+          <w:lang w:val="ne_NP" w:bidi="ne_NP"/>
+        </w:rPr>
+        <w:t>अधिकार</w:t>
+      </w:r>
       <w:r>
         <w:rPr>
           <w:lang w:val="ne_NP" w:bidi="ne_NP"/>
@@ -1237,18 +1086,12 @@
         </w:rPr>
         <w:t xml:space="preserve">नयाँ नियममा, एल्डरहरू </w:t>
       </w:r>
-      <w:hyperlink r:id="rId32">
-        <w:r>
-          <w:rPr>
-            <w:lang w:val="ne_NP" w:bidi="ne_NP"/>
-          </w:rPr>
-          <w:rPr>
-            <w:color w:val="0000EE"/>
-            <w:u w:val="single"/>
-          </w:rPr>
-          <w:t>मण्डलीका</w:t>
-        </w:r>
-      </w:hyperlink>
+      <w:r>
+        <w:rPr>
+          <w:lang w:val="ne_NP" w:bidi="ne_NP"/>
+        </w:rPr>
+        <w:t>मण्डलीका</w:t>
+      </w:r>
       <w:r>
         <w:rPr>
           <w:lang w:val="ne_NP" w:bidi="ne_NP"/>
@@ -1257,7 +1100,6 @@
       </w:r>
       <w:r>
         <w:rPr>
-          <w:b/>
           <w:lang w:val="ne_NP" w:bidi="ne_NP"/>
         </w:rPr>
         <w:t>प्रेरितहरू</w:t>
